--- a/applications/STRONG/Navy Federal - AI Business Transformation Analyst - 2026-09-25/cover_letter.docx
+++ b/applications/STRONG/Navy Federal - AI Business Transformation Analyst - 2026-09-25/cover_letter.docx
@@ -199,7 +199,7 @@
           <w:color w:val="09152A"/>
           <w:sz w:val="22"/>
         </w:rPr>
-        <w:t>In my freelance contractor work across three active client organizations — callcathai.online, primelayertrades.com, and hereraspreadsheets.com — I designed and operationalized AI Value Realization frameworks from the ground up. That meant establishing baselines and success metrics before rollout, tracking realized benefits post-implementation, and reporting portfolio performance to C-suite in dashboards that showed initiative progress, KPI attainment, and ROI against expected outcomes. At Catalyzt Nutrition, I led a full digital transformation program — mapping current-state processes, identifying AI and automation opportunities, building the solution roadmap, and maintaining the executive-facing tracking infrastructure that kept leadership aligned on what was working and what needed adjustment. At Ferguson Enterprises, I partnered directly with the CFO, VP of Finance, and EVP of Sales to develop business cases for technology investments, built Power BI portfolio dashboards tracking initiative performance at scale, and championed AI and automation adoption through structured stakeholder education.</w:t>
+        <w:t>In my freelance contractor work across three active client organizations — callcatchai.online, primelayertrades.com, and hereraspreadsheets.com — I designed and operationalized AI Value Realization frameworks from the ground up. That meant establishing baselines and success metrics before rollout, tracking realized benefits post-implementation, and reporting portfolio performance to C-suite in dashboards that showed initiative progress, KPI attainment, and ROI against expected outcomes. At Catalyzt Nutrition, I led a full digital transformation program — mapping current-state processes, identifying AI and automation opportunities, building the solution roadmap, and maintaining the executive-facing tracking infrastructure that kept leadership aligned on what was working and what needed adjustment. At Ferguson Enterprises, I partnered directly with the CFO, VP of Finance, and EVP of Sales to develop business cases for technology investments, built Power BI portfolio dashboards tracking initiative performance at scale, and championed AI and automation adoption through structured stakeholder education.</w:t>
       </w:r>
     </w:p>
     <w:p>
